--- a/DEFINITIVA/INDICE.docx
+++ b/DEFINITIVA/INDICE.docx
@@ -13,8 +13,6 @@
           <w:szCs w:val="24"/>
         </w:rPr>
       </w:pPr>
-      <w:bookmarkStart w:id="0" w:name="_GoBack"/>
-      <w:bookmarkEnd w:id="0"/>
       <w:r>
         <w:rPr>
           <w:rFonts w:ascii="Bookman Old Style" w:hAnsi="Bookman Old Style"/>
@@ -980,7 +978,7 @@
           <w:sz w:val="24"/>
           <w:szCs w:val="24"/>
         </w:rPr>
-        <w:t xml:space="preserve"> 22</w:t>
+        <w:t xml:space="preserve"> 23</w:t>
       </w:r>
     </w:p>
     <w:p>
@@ -1122,7 +1120,7 @@
           <w:sz w:val="24"/>
           <w:szCs w:val="24"/>
         </w:rPr>
-        <w:t xml:space="preserve"> 26</w:t>
+        <w:t xml:space="preserve"> 27</w:t>
       </w:r>
     </w:p>
     <w:p>
@@ -1280,7 +1278,7 @@
           <w:sz w:val="24"/>
           <w:szCs w:val="24"/>
         </w:rPr>
-        <w:t>0</w:t>
+        <w:t>1</w:t>
       </w:r>
     </w:p>
     <w:p>
@@ -1422,7 +1420,7 @@
           <w:sz w:val="24"/>
           <w:szCs w:val="24"/>
         </w:rPr>
-        <w:t>3</w:t>
+        <w:t>4</w:t>
       </w:r>
     </w:p>
     <w:p>
@@ -1565,7 +1563,7 @@
           <w:sz w:val="24"/>
           <w:szCs w:val="24"/>
         </w:rPr>
-        <w:t>0</w:t>
+        <w:t>1</w:t>
       </w:r>
     </w:p>
     <w:p>
@@ -1740,7 +1738,7 @@
           <w:sz w:val="24"/>
           <w:szCs w:val="24"/>
         </w:rPr>
-        <w:t>4</w:t>
+        <w:t>5</w:t>
       </w:r>
     </w:p>
     <w:p>
@@ -1865,7 +1863,7 @@
           <w:sz w:val="24"/>
           <w:szCs w:val="24"/>
         </w:rPr>
-        <w:t>47</w:t>
+        <w:t>48</w:t>
       </w:r>
     </w:p>
     <w:p>
@@ -2037,7 +2035,7 @@
           <w:sz w:val="24"/>
           <w:szCs w:val="24"/>
         </w:rPr>
-        <w:t xml:space="preserve"> 50</w:t>
+        <w:t xml:space="preserve"> 51</w:t>
       </w:r>
     </w:p>
     <w:p>
@@ -2259,7 +2257,7 @@
           <w:sz w:val="24"/>
           <w:szCs w:val="24"/>
         </w:rPr>
-        <w:t>3</w:t>
+        <w:t>4</w:t>
       </w:r>
     </w:p>
     <w:p>
@@ -2375,14 +2373,16 @@
           <w:sz w:val="24"/>
           <w:szCs w:val="24"/>
         </w:rPr>
-        <w:t>4</w:t>
-      </w:r>
+        <w:t>5</w:t>
+      </w:r>
+      <w:bookmarkStart w:id="0" w:name="_GoBack"/>
+      <w:bookmarkEnd w:id="0"/>
     </w:p>
     <w:sectPr>
       <w:footerReference w:type="default" r:id="rId6"/>
       <w:pgSz w:w="11906" w:h="16838"/>
       <w:pgMar w:top="2552" w:right="1134" w:bottom="1134" w:left="1134" w:header="709" w:footer="709" w:gutter="0"/>
-      <w:pgNumType w:start="55"/>
+      <w:pgNumType w:start="56"/>
       <w:cols w:space="708"/>
       <w:docGrid w:linePitch="360"/>
     </w:sectPr>
@@ -2445,7 +2445,7 @@
           <w:rPr>
             <w:noProof/>
           </w:rPr>
-          <w:t>55</w:t>
+          <w:t>56</w:t>
         </w:r>
         <w:r>
           <w:fldChar w:fldCharType="end"/>
